--- a/data/client_04_stretch/report_request.docx
+++ b/data/client_04_stretch/report_request.docx
@@ -77,7 +77,7 @@
           </w:tcPr>
           <w:p>
             <w:r>
-              <w:t>Net completion proceeds after repaying the bridging loan; deferred earnout to be reviewed separately as received</w:t>
+              <w:t>Proceeds from the recent business sale (see meeting notes)</w:t>
             </w:r>
           </w:p>
         </w:tc>
